--- a/media/R2601/output_dir/顶层技术文件.docx
+++ b/media/R2601/output_dir/顶层技术文件.docx
@@ -428,6 +428,114 @@
                 <w:szCs w:val="21"/>
               </w:rPr>
               <w:t>--</w:t>
+            </w:r>
+          </w:p>
+        </w:tc>
+      </w:tr>
+      <w:tr>
+        <w:tc>
+          <w:tcPr>
+            <w:tcW w:w="694" w:type="dxa"/>
+          </w:tcPr>
+          <w:p>
+            <w:pPr>
+              <w:wordWrap w:val="0"/>
+              <w:jc w:val="center"/>
+              <w:rPr>
+                <w:szCs w:val="21"/>
+              </w:rPr>
+            </w:pPr>
+            <w:r>
+              <w:rPr>
+                <w:rFonts w:hint="eastAsia"/>
+                <w:szCs w:val="21"/>
+              </w:rPr>
+              <w:t xml:space="preserve">2</w:t>
+            </w:r>
+          </w:p>
+        </w:tc>
+        <w:tc>
+          <w:tcPr>
+            <w:tcW w:w="2692" w:type="dxa"/>
+          </w:tcPr>
+          <w:p>
+            <w:pPr>
+              <w:wordWrap w:val="0"/>
+              <w:rPr>
+                <w:szCs w:val="21"/>
+              </w:rPr>
+            </w:pPr>
+            <w:r>
+              <w:rPr>
+                <w:rFonts w:hint="eastAsia"/>
+                <w:szCs w:val="21"/>
+              </w:rPr>
+              <w:t xml:space="preserve">SRSUZ-1.0</w:t>
+            </w:r>
+          </w:p>
+        </w:tc>
+        <w:tc>
+          <w:tcPr>
+            <w:tcW w:w="2707" w:type="dxa"/>
+          </w:tcPr>
+          <w:p>
+            <w:pPr>
+              <w:wordWrap w:val="0"/>
+              <w:jc w:val="left"/>
+              <w:rPr>
+                <w:szCs w:val="21"/>
+              </w:rPr>
+            </w:pPr>
+            <w:r>
+              <w:rPr>
+                <w:rFonts w:hint="eastAsia"/>
+                <w:szCs w:val="21"/>
+              </w:rPr>
+              <w:t xml:space="preserve">标校软件研制总要求</w:t>
+            </w:r>
+          </w:p>
+        </w:tc>
+        <w:tc>
+          <w:tcPr>
+            <w:tcW w:w="1332" w:type="dxa"/>
+          </w:tcPr>
+          <w:p>
+            <w:pPr>
+              <w:wordWrap w:val="0"/>
+              <w:jc w:val="center"/>
+              <w:rPr>
+                <w:szCs w:val="21"/>
+              </w:rPr>
+            </w:pPr>
+            <w:r>
+              <w:rPr>
+                <w:rFonts w:hint="eastAsia"/>
+                <w:szCs w:val="21"/>
+              </w:rPr>
+              <w:t xml:space="preserve">2026-04-21</w:t>
+            </w:r>
+          </w:p>
+        </w:tc>
+        <w:tc>
+          <w:tcPr>
+            <w:tcW w:w="1615" w:type="dxa"/>
+          </w:tcPr>
+          <w:p>
+            <w:pPr>
+              <w:wordWrap w:val="0"/>
+              <w:jc w:val="left"/>
+              <w:rPr>
+                <w:color w:val="000000"/>
+                <w:szCs w:val="21"/>
+              </w:rPr>
+            </w:pPr>
+            <w:r>
+              <w:rPr>
+                <w:rFonts w:hint="eastAsia"/>
+                <w:color w:val="000000"/>
+                <w:szCs w:val="21"/>
+              </w:rPr>
+              <w:t xml:space="preserve">火箭军装备部试验监管局</w:t>
             </w:r>
           </w:p>
         </w:tc>
